--- a/reports/coursework/2026_ПІ_ООП_ПЗПІ-25-6_Коновалов_О_О.docx
+++ b/reports/coursework/2026_ПІ_ООП_ПЗПІ-25-6_Коновалов_О_О.docx
@@ -1515,7 +1515,7 @@
                 <w:sz w:val="28"/>
                 <w:szCs w:val="28"/>
               </w:rPr>
-              <w:t xml:space="preserve">Виконано</w:t>
+              <w:t xml:space="preserve"/>
             </w:r>
           </w:p>
         </w:tc>
@@ -1652,7 +1652,7 @@
           <w:sz w:val="28"/>
           <w:szCs w:val="28"/>
         </w:rPr>
-        <w:t xml:space="preserve">Пояснювальна записка до курсової роботи: 26 с., 6 рис., 6 джерел.</w:t>
+        <w:t xml:space="preserve">Пояснювальна записка до курсової роботи: 26 с., 6 рис., 1 додаток, 6 джерел.</w:t>
       </w:r>
     </w:p>
     <w:p>
@@ -3260,7 +3260,7 @@
           <w:sz w:val="28"/>
           <w:szCs w:val="28"/>
         </w:rPr>
-        <w:t xml:space="preserve">Рисунок 1.1 — Ескіз сторінки «Вузи»</w:t>
+        <w:t xml:space="preserve">Рисунок 1.1 – Ескіз сторінки «Вузи»</w:t>
       </w:r>
     </w:p>
     <w:p>
@@ -3337,7 +3337,7 @@
           <w:sz w:val="28"/>
           <w:szCs w:val="28"/>
         </w:rPr>
-        <w:t xml:space="preserve">Рисунок 1.2 — Ескіз модальної форми вузу</w:t>
+        <w:t xml:space="preserve">Рисунок 1.2 – Ескіз модальної форми вузу</w:t>
       </w:r>
     </w:p>
     <w:p>
@@ -3430,7 +3430,7 @@
           <w:sz w:val="28"/>
           <w:szCs w:val="28"/>
         </w:rPr>
-        <w:t xml:space="preserve">Рисунок 1.3 — Ескіз сторінки вузу зі спеціальностями</w:t>
+        <w:t xml:space="preserve">Рисунок 1.3 – Ескіз сторінки вузу зі спеціальностями</w:t>
       </w:r>
     </w:p>
     <w:p>
@@ -3507,7 +3507,7 @@
           <w:sz w:val="28"/>
           <w:szCs w:val="28"/>
         </w:rPr>
-        <w:t xml:space="preserve">Рисунок 1.4 — Ескіз модальної форми спеціальності</w:t>
+        <w:t xml:space="preserve">Рисунок 1.4 – Ескіз модальної форми спеціальності</w:t>
       </w:r>
     </w:p>
     <w:p>
@@ -3584,7 +3584,7 @@
           <w:sz w:val="28"/>
           <w:szCs w:val="28"/>
         </w:rPr>
-        <w:t xml:space="preserve">Рисунок 1.5 — Ескіз сторінки запитів за спеціальністю</w:t>
+        <w:t xml:space="preserve">Рисунок 1.5 – Ескіз сторінки запитів за спеціальністю</w:t>
       </w:r>
     </w:p>
     <w:p>
@@ -4100,7 +4100,7 @@
           <w:sz w:val="28"/>
           <w:szCs w:val="28"/>
         </w:rPr>
-        <w:t xml:space="preserve">Рисунок 2.1 — Діаграма класів</w:t>
+        <w:t xml:space="preserve">Рисунок 2.1 – Діаграма класів</w:t>
       </w:r>
     </w:p>
     <w:p>

--- a/reports/coursework/2026_ПІ_ООП_ПЗПІ-25-6_Коновалов_О_О.docx
+++ b/reports/coursework/2026_ПІ_ООП_ПЗПІ-25-6_Коновалов_О_О.docx
@@ -3446,7 +3446,7 @@
           <w:sz w:val="28"/>
           <w:szCs w:val="28"/>
         </w:rPr>
-        <w:t xml:space="preserve">Додавання та редагування спеціальності виконуються через модальну форму з полями: код, назва, вартість контракту та три поля конкурсу за формами навчання. Правила перевірки: назва обов'язкова, від 1 до 200 символів; код необов'язковий, до 10 символів; вартість контракту — число, більше за нуль; конкурси — числа, не менші за нуль, при цьому заповненим має бути щонайменше одне з трьох полів. Ескіз форми наведено на рисунку 1.4.</w:t>
+        <w:t xml:space="preserve">Додавання та редагування спеціальності виконуються через модальну форму з полями: код, назва, вартість контракту та три поля конкурсу за формами навчання. Правила перевірки: назва обов'язкова, від 1 до 200 символів, і не повинна повторювати назву іншої спеціальності цього ж вузу; код необов'язковий, до 10 символів; вартість контракту — число, більше за нуль і не більше 1 000 000 грн/рік; конкурси — числа в межах від 0 до 100 осіб на місце, при цьому заповненим має бути щонайменше одне з трьох полів. Ескіз форми наведено на рисунку 1.4.</w:t>
       </w:r>
     </w:p>
     <w:p>

--- a/reports/coursework/2026_ПІ_ООП_ПЗПІ-25-6_Коновалов_О_О.docx
+++ b/reports/coursework/2026_ПІ_ООП_ПЗПІ-25-6_Коновалов_О_О.docx
@@ -1765,25 +1765,350 @@
         <w:t xml:space="preserve">ЗМІСТ</w:t>
       </w:r>
     </w:p>
-    <w:sdt>
-      <w:sdtPr>
-        <w:alias w:val="Зміст"/>
-      </w:sdtPr>
-      <w:sdtContent>
-        <w:p>
-          <w:r>
-            <w:fldChar w:fldCharType="begin" w:dirty="true"/>
-            <w:instrText xml:space="preserve">TOC \h \o "1-2"</w:instrText>
-            <w:fldChar w:fldCharType="separate"/>
-          </w:r>
-        </w:p>
-        <w:p>
-          <w:r>
-            <w:fldChar w:fldCharType="end"/>
-          </w:r>
-        </w:p>
-      </w:sdtContent>
-    </w:sdt>
+    <w:p>
+      <w:pPr>
+        <w:tabs>
+          <w:tab w:val="right" w:pos="9355" w:leader="dot"/>
+        </w:tabs>
+        <w:spacing w:line="360"/>
+      </w:pPr>
+      <w:r>
+        <w:rPr>
+          <w:rFonts w:ascii="Times New Roman" w:cs="Times New Roman" w:eastAsia="Times New Roman" w:hAnsi="Times New Roman"/>
+          <w:sz w:val="28"/>
+          <w:szCs w:val="28"/>
+        </w:rPr>
+        <w:t xml:space="preserve">Вступ</w:t>
+      </w:r>
+      <w:r>
+        <w:rPr>
+          <w:rFonts w:ascii="Times New Roman" w:cs="Times New Roman" w:eastAsia="Times New Roman" w:hAnsi="Times New Roman"/>
+          <w:sz w:val="28"/>
+          <w:szCs w:val="28"/>
+        </w:rPr>
+        <w:t xml:space="preserve">	6</w:t>
+      </w:r>
+    </w:p>
+    <w:p>
+      <w:pPr>
+        <w:tabs>
+          <w:tab w:val="right" w:pos="9355" w:leader="dot"/>
+        </w:tabs>
+        <w:spacing w:line="360"/>
+      </w:pPr>
+      <w:r>
+        <w:rPr>
+          <w:rFonts w:ascii="Times New Roman" w:cs="Times New Roman" w:eastAsia="Times New Roman" w:hAnsi="Times New Roman"/>
+          <w:sz w:val="28"/>
+          <w:szCs w:val="28"/>
+        </w:rPr>
+        <w:t xml:space="preserve">1 Опис вимог</w:t>
+      </w:r>
+      <w:r>
+        <w:rPr>
+          <w:rFonts w:ascii="Times New Roman" w:cs="Times New Roman" w:eastAsia="Times New Roman" w:hAnsi="Times New Roman"/>
+          <w:sz w:val="28"/>
+          <w:szCs w:val="28"/>
+        </w:rPr>
+        <w:t xml:space="preserve">	7</w:t>
+      </w:r>
+    </w:p>
+    <w:p>
+      <w:pPr>
+        <w:tabs>
+          <w:tab w:val="right" w:pos="9355" w:leader="dot"/>
+        </w:tabs>
+        <w:spacing w:line="360"/>
+        <w:ind w:left="283"/>
+      </w:pPr>
+      <w:r>
+        <w:rPr>
+          <w:rFonts w:ascii="Times New Roman" w:cs="Times New Roman" w:eastAsia="Times New Roman" w:hAnsi="Times New Roman"/>
+          <w:sz w:val="28"/>
+          <w:szCs w:val="28"/>
+        </w:rPr>
+        <w:t xml:space="preserve">1.1 Сценарії використання</w:t>
+      </w:r>
+      <w:r>
+        <w:rPr>
+          <w:rFonts w:ascii="Times New Roman" w:cs="Times New Roman" w:eastAsia="Times New Roman" w:hAnsi="Times New Roman"/>
+          <w:sz w:val="28"/>
+          <w:szCs w:val="28"/>
+        </w:rPr>
+        <w:t xml:space="preserve">	7</w:t>
+      </w:r>
+    </w:p>
+    <w:p>
+      <w:pPr>
+        <w:tabs>
+          <w:tab w:val="right" w:pos="9355" w:leader="dot"/>
+        </w:tabs>
+        <w:spacing w:line="360"/>
+        <w:ind w:left="283"/>
+      </w:pPr>
+      <w:r>
+        <w:rPr>
+          <w:rFonts w:ascii="Times New Roman" w:cs="Times New Roman" w:eastAsia="Times New Roman" w:hAnsi="Times New Roman"/>
+          <w:sz w:val="28"/>
+          <w:szCs w:val="28"/>
+        </w:rPr>
+        <w:t xml:space="preserve">1.2 Функції програми</w:t>
+      </w:r>
+      <w:r>
+        <w:rPr>
+          <w:rFonts w:ascii="Times New Roman" w:cs="Times New Roman" w:eastAsia="Times New Roman" w:hAnsi="Times New Roman"/>
+          <w:sz w:val="28"/>
+          <w:szCs w:val="28"/>
+        </w:rPr>
+        <w:t xml:space="preserve">	11</w:t>
+      </w:r>
+    </w:p>
+    <w:p>
+      <w:pPr>
+        <w:tabs>
+          <w:tab w:val="right" w:pos="9355" w:leader="dot"/>
+        </w:tabs>
+        <w:spacing w:line="360"/>
+      </w:pPr>
+      <w:r>
+        <w:rPr>
+          <w:rFonts w:ascii="Times New Roman" w:cs="Times New Roman" w:eastAsia="Times New Roman" w:hAnsi="Times New Roman"/>
+          <w:sz w:val="28"/>
+          <w:szCs w:val="28"/>
+        </w:rPr>
+        <w:t xml:space="preserve">2 Проєктування програми</w:t>
+      </w:r>
+      <w:r>
+        <w:rPr>
+          <w:rFonts w:ascii="Times New Roman" w:cs="Times New Roman" w:eastAsia="Times New Roman" w:hAnsi="Times New Roman"/>
+          <w:sz w:val="28"/>
+          <w:szCs w:val="28"/>
+        </w:rPr>
+        <w:t xml:space="preserve">	17</w:t>
+      </w:r>
+    </w:p>
+    <w:p>
+      <w:pPr>
+        <w:tabs>
+          <w:tab w:val="right" w:pos="9355" w:leader="dot"/>
+        </w:tabs>
+        <w:spacing w:line="360"/>
+        <w:ind w:left="283"/>
+      </w:pPr>
+      <w:r>
+        <w:rPr>
+          <w:rFonts w:ascii="Times New Roman" w:cs="Times New Roman" w:eastAsia="Times New Roman" w:hAnsi="Times New Roman"/>
+          <w:sz w:val="28"/>
+          <w:szCs w:val="28"/>
+        </w:rPr>
+        <w:t xml:space="preserve">2.1 Структура проєкту та архітектурні рішення</w:t>
+      </w:r>
+      <w:r>
+        <w:rPr>
+          <w:rFonts w:ascii="Times New Roman" w:cs="Times New Roman" w:eastAsia="Times New Roman" w:hAnsi="Times New Roman"/>
+          <w:sz w:val="28"/>
+          <w:szCs w:val="28"/>
+        </w:rPr>
+        <w:t xml:space="preserve">	17</w:t>
+      </w:r>
+    </w:p>
+    <w:p>
+      <w:pPr>
+        <w:tabs>
+          <w:tab w:val="right" w:pos="9355" w:leader="dot"/>
+        </w:tabs>
+        <w:spacing w:line="360"/>
+        <w:ind w:left="283"/>
+      </w:pPr>
+      <w:r>
+        <w:rPr>
+          <w:rFonts w:ascii="Times New Roman" w:cs="Times New Roman" w:eastAsia="Times New Roman" w:hAnsi="Times New Roman"/>
+          <w:sz w:val="28"/>
+          <w:szCs w:val="28"/>
+        </w:rPr>
+        <w:t xml:space="preserve">2.2 Схема організації даних</w:t>
+      </w:r>
+      <w:r>
+        <w:rPr>
+          <w:rFonts w:ascii="Times New Roman" w:cs="Times New Roman" w:eastAsia="Times New Roman" w:hAnsi="Times New Roman"/>
+          <w:sz w:val="28"/>
+          <w:szCs w:val="28"/>
+        </w:rPr>
+        <w:t xml:space="preserve">	18</w:t>
+      </w:r>
+    </w:p>
+    <w:p>
+      <w:pPr>
+        <w:tabs>
+          <w:tab w:val="right" w:pos="9355" w:leader="dot"/>
+        </w:tabs>
+        <w:spacing w:line="360"/>
+        <w:ind w:left="283"/>
+      </w:pPr>
+      <w:r>
+        <w:rPr>
+          <w:rFonts w:ascii="Times New Roman" w:cs="Times New Roman" w:eastAsia="Times New Roman" w:hAnsi="Times New Roman"/>
+          <w:sz w:val="28"/>
+          <w:szCs w:val="28"/>
+        </w:rPr>
+        <w:t xml:space="preserve">2.3 Класи предметної галузі</w:t>
+      </w:r>
+      <w:r>
+        <w:rPr>
+          <w:rFonts w:ascii="Times New Roman" w:cs="Times New Roman" w:eastAsia="Times New Roman" w:hAnsi="Times New Roman"/>
+          <w:sz w:val="28"/>
+          <w:szCs w:val="28"/>
+        </w:rPr>
+        <w:t xml:space="preserve">	18</w:t>
+      </w:r>
+    </w:p>
+    <w:p>
+      <w:pPr>
+        <w:tabs>
+          <w:tab w:val="right" w:pos="9355" w:leader="dot"/>
+        </w:tabs>
+        <w:spacing w:line="360"/>
+        <w:ind w:left="283"/>
+      </w:pPr>
+      <w:r>
+        <w:rPr>
+          <w:rFonts w:ascii="Times New Roman" w:cs="Times New Roman" w:eastAsia="Times New Roman" w:hAnsi="Times New Roman"/>
+          <w:sz w:val="28"/>
+          <w:szCs w:val="28"/>
+        </w:rPr>
+        <w:t xml:space="preserve">2.4 Графічний інтерфейс</w:t>
+      </w:r>
+      <w:r>
+        <w:rPr>
+          <w:rFonts w:ascii="Times New Roman" w:cs="Times New Roman" w:eastAsia="Times New Roman" w:hAnsi="Times New Roman"/>
+          <w:sz w:val="28"/>
+          <w:szCs w:val="28"/>
+        </w:rPr>
+        <w:t xml:space="preserve">	20</w:t>
+      </w:r>
+    </w:p>
+    <w:p>
+      <w:pPr>
+        <w:tabs>
+          <w:tab w:val="right" w:pos="9355" w:leader="dot"/>
+        </w:tabs>
+        <w:spacing w:line="360"/>
+        <w:ind w:left="283"/>
+      </w:pPr>
+      <w:r>
+        <w:rPr>
+          <w:rFonts w:ascii="Times New Roman" w:cs="Times New Roman" w:eastAsia="Times New Roman" w:hAnsi="Times New Roman"/>
+          <w:sz w:val="28"/>
+          <w:szCs w:val="28"/>
+        </w:rPr>
+        <w:t xml:space="preserve">2.5 Керуюча логіка</w:t>
+      </w:r>
+      <w:r>
+        <w:rPr>
+          <w:rFonts w:ascii="Times New Roman" w:cs="Times New Roman" w:eastAsia="Times New Roman" w:hAnsi="Times New Roman"/>
+          <w:sz w:val="28"/>
+          <w:szCs w:val="28"/>
+        </w:rPr>
+        <w:t xml:space="preserve">	21</w:t>
+      </w:r>
+    </w:p>
+    <w:p>
+      <w:pPr>
+        <w:tabs>
+          <w:tab w:val="right" w:pos="9355" w:leader="dot"/>
+        </w:tabs>
+        <w:spacing w:line="360"/>
+        <w:ind w:left="283"/>
+      </w:pPr>
+      <w:r>
+        <w:rPr>
+          <w:rFonts w:ascii="Times New Roman" w:cs="Times New Roman" w:eastAsia="Times New Roman" w:hAnsi="Times New Roman"/>
+          <w:sz w:val="28"/>
+          <w:szCs w:val="28"/>
+        </w:rPr>
+        <w:t xml:space="preserve">2.6 Інструкція зі встановлення</w:t>
+      </w:r>
+      <w:r>
+        <w:rPr>
+          <w:rFonts w:ascii="Times New Roman" w:cs="Times New Roman" w:eastAsia="Times New Roman" w:hAnsi="Times New Roman"/>
+          <w:sz w:val="28"/>
+          <w:szCs w:val="28"/>
+        </w:rPr>
+        <w:t xml:space="preserve">	22</w:t>
+      </w:r>
+    </w:p>
+    <w:p>
+      <w:pPr>
+        <w:tabs>
+          <w:tab w:val="right" w:pos="9355" w:leader="dot"/>
+        </w:tabs>
+        <w:spacing w:line="360"/>
+      </w:pPr>
+      <w:r>
+        <w:rPr>
+          <w:rFonts w:ascii="Times New Roman" w:cs="Times New Roman" w:eastAsia="Times New Roman" w:hAnsi="Times New Roman"/>
+          <w:sz w:val="28"/>
+          <w:szCs w:val="28"/>
+        </w:rPr>
+        <w:t xml:space="preserve">Висновки</w:t>
+      </w:r>
+      <w:r>
+        <w:rPr>
+          <w:rFonts w:ascii="Times New Roman" w:cs="Times New Roman" w:eastAsia="Times New Roman" w:hAnsi="Times New Roman"/>
+          <w:sz w:val="28"/>
+          <w:szCs w:val="28"/>
+        </w:rPr>
+        <w:t xml:space="preserve">	24</w:t>
+      </w:r>
+    </w:p>
+    <w:p>
+      <w:pPr>
+        <w:tabs>
+          <w:tab w:val="right" w:pos="9355" w:leader="dot"/>
+        </w:tabs>
+        <w:spacing w:line="360"/>
+      </w:pPr>
+      <w:r>
+        <w:rPr>
+          <w:rFonts w:ascii="Times New Roman" w:cs="Times New Roman" w:eastAsia="Times New Roman" w:hAnsi="Times New Roman"/>
+          <w:sz w:val="28"/>
+          <w:szCs w:val="28"/>
+        </w:rPr>
+        <w:t xml:space="preserve">Перелік джерел посилання</w:t>
+      </w:r>
+      <w:r>
+        <w:rPr>
+          <w:rFonts w:ascii="Times New Roman" w:cs="Times New Roman" w:eastAsia="Times New Roman" w:hAnsi="Times New Roman"/>
+          <w:sz w:val="28"/>
+          <w:szCs w:val="28"/>
+        </w:rPr>
+        <w:t xml:space="preserve">	25</w:t>
+      </w:r>
+    </w:p>
+    <w:p>
+      <w:pPr>
+        <w:tabs>
+          <w:tab w:val="right" w:pos="9355" w:leader="dot"/>
+        </w:tabs>
+        <w:spacing w:line="360"/>
+      </w:pPr>
+      <w:r>
+        <w:rPr>
+          <w:rFonts w:ascii="Times New Roman" w:cs="Times New Roman" w:eastAsia="Times New Roman" w:hAnsi="Times New Roman"/>
+          <w:sz w:val="28"/>
+          <w:szCs w:val="28"/>
+        </w:rPr>
+        <w:t xml:space="preserve">Додаток А Посилання на код програми</w:t>
+      </w:r>
+      <w:r>
+        <w:rPr>
+          <w:rFonts w:ascii="Times New Roman" w:cs="Times New Roman" w:eastAsia="Times New Roman" w:hAnsi="Times New Roman"/>
+          <w:sz w:val="28"/>
+          <w:szCs w:val="28"/>
+        </w:rPr>
+        <w:t xml:space="preserve">	26</w:t>
+      </w:r>
+    </w:p>
     <w:p>
       <w:pPr>
         <w:pStyle w:val="Heading1"/>
